--- a/HubBot.docx
+++ b/HubBot.docx
@@ -10,6 +10,7 @@
           <w:szCs w:val="24"/>
         </w:rPr>
       </w:pPr>
+      <w:bookmarkStart w:id="0" w:name="_GoBack"/>
       <w:r>
         <w:rPr>
           <w:rFonts w:hint="default"/>
@@ -19,12 +20,14 @@
         <w:t>Суть: через телеграм-бота руководитель будет добавлять задания с их описанием. после этого задачи будут появляться в веб-приложении, где сотрудники смогут выбрать, за какое задание взяться. затем выбранная задача будет переходить из статуса "не выполнено" в статус "в процессе" с указанием имени сотрудника. после завершения работы сотрудник прикрепит файл с выполненным заданием на странице задачи, и ее статус изменится на "выполнено". после этого задача исчезнет из общего списка и переместится в профиль сотрудника.</w:t>
       </w:r>
     </w:p>
-    <w:p>
-      <w:pPr>
-        <w:rPr>
-          <w:rFonts w:hint="default"/>
-          <w:sz w:val="24"/>
-          <w:szCs w:val="24"/>
+    <w:bookmarkEnd w:id="0"/>
+    <w:p>
+      <w:pPr>
+        <w:rPr>
+          <w:rFonts w:hint="default"/>
+          <w:sz w:val="24"/>
+          <w:szCs w:val="24"/>
+          <w:lang w:val="en-US"/>
         </w:rPr>
       </w:pPr>
     </w:p>
@@ -336,8 +339,6 @@
         </w:rPr>
         <w:t>Страница Профиля</w:t>
       </w:r>
-      <w:bookmarkStart w:id="0" w:name="_GoBack"/>
-      <w:bookmarkEnd w:id="0"/>
     </w:p>
     <w:p>
       <w:pPr>
@@ -394,17 +395,796 @@
           <w:rFonts w:hint="default"/>
           <w:sz w:val="24"/>
           <w:szCs w:val="24"/>
-          <w:lang w:val="ru-RU"/>
-        </w:rPr>
-      </w:pPr>
-    </w:p>
-    <w:p>
-      <w:pPr>
-        <w:rPr>
-          <w:rFonts w:hint="default"/>
-          <w:sz w:val="24"/>
-          <w:szCs w:val="24"/>
-          <w:lang w:val="ru-RU"/>
+          <w:lang w:val="en-US"/>
+        </w:rPr>
+      </w:pPr>
+      <w:r>
+        <w:rPr>
+          <w:rFonts w:hint="default"/>
+          <w:sz w:val="24"/>
+          <w:szCs w:val="24"/>
+          <w:lang w:val="en-US"/>
+        </w:rPr>
+        <w:t>Main.py:</w:t>
+      </w:r>
+    </w:p>
+    <w:p>
+      <w:pPr>
+        <w:rPr>
+          <w:rFonts w:hint="default"/>
+          <w:sz w:val="24"/>
+          <w:szCs w:val="24"/>
+          <w:lang w:val="en-US"/>
+        </w:rPr>
+      </w:pPr>
+      <w:r>
+        <w:rPr>
+          <w:rFonts w:hint="default"/>
+          <w:sz w:val="24"/>
+          <w:szCs w:val="24"/>
+          <w:lang w:val="ru-RU"/>
+        </w:rPr>
+        <w:t>То таблица</w:t>
+      </w:r>
+    </w:p>
+    <w:p>
+      <w:pPr>
+        <w:keepNext w:val="0"/>
+        <w:keepLines w:val="0"/>
+        <w:widowControl/>
+        <w:suppressLineNumbers w:val="0"/>
+        <w:shd w:val="clear" w:fill="121314"/>
+        <w:spacing w:line="228" w:lineRule="atLeast"/>
+        <w:jc w:val="left"/>
+        <w:rPr>
+          <w:rFonts w:ascii="Consolas" w:hAnsi="Consolas" w:eastAsia="Consolas" w:cs="Consolas"/>
+          <w:b w:val="0"/>
+          <w:bCs w:val="0"/>
+          <w:color w:val="BBBEBF"/>
+          <w:sz w:val="16"/>
+          <w:szCs w:val="16"/>
+        </w:rPr>
+      </w:pPr>
+      <w:r>
+        <w:rPr>
+          <w:rFonts w:hint="default" w:ascii="Consolas" w:hAnsi="Consolas" w:eastAsia="Consolas" w:cs="Consolas"/>
+          <w:b w:val="0"/>
+          <w:bCs w:val="0"/>
+          <w:color w:val="C9D1D9"/>
+          <w:kern w:val="0"/>
+          <w:sz w:val="16"/>
+          <w:szCs w:val="16"/>
+          <w:shd w:val="clear" w:fill="121314"/>
+          <w:lang w:val="en-US" w:eastAsia="zh-CN" w:bidi="ar"/>
+        </w:rPr>
+        <w:t>conn</w:t>
+      </w:r>
+      <w:r>
+        <w:rPr>
+          <w:rFonts w:hint="default" w:ascii="Consolas" w:hAnsi="Consolas" w:eastAsia="Consolas" w:cs="Consolas"/>
+          <w:b w:val="0"/>
+          <w:bCs w:val="0"/>
+          <w:color w:val="BBBEBF"/>
+          <w:kern w:val="0"/>
+          <w:sz w:val="16"/>
+          <w:szCs w:val="16"/>
+          <w:shd w:val="clear" w:fill="121314"/>
+          <w:lang w:val="en-US" w:eastAsia="zh-CN" w:bidi="ar"/>
+        </w:rPr>
+        <w:t xml:space="preserve"> </w:t>
+      </w:r>
+      <w:r>
+        <w:rPr>
+          <w:rFonts w:hint="default" w:ascii="Consolas" w:hAnsi="Consolas" w:eastAsia="Consolas" w:cs="Consolas"/>
+          <w:b w:val="0"/>
+          <w:bCs w:val="0"/>
+          <w:color w:val="D4D4D4"/>
+          <w:kern w:val="0"/>
+          <w:sz w:val="16"/>
+          <w:szCs w:val="16"/>
+          <w:shd w:val="clear" w:fill="121314"/>
+          <w:lang w:val="en-US" w:eastAsia="zh-CN" w:bidi="ar"/>
+        </w:rPr>
+        <w:t>=</w:t>
+      </w:r>
+      <w:r>
+        <w:rPr>
+          <w:rFonts w:hint="default" w:ascii="Consolas" w:hAnsi="Consolas" w:eastAsia="Consolas" w:cs="Consolas"/>
+          <w:b w:val="0"/>
+          <w:bCs w:val="0"/>
+          <w:color w:val="BBBEBF"/>
+          <w:kern w:val="0"/>
+          <w:sz w:val="16"/>
+          <w:szCs w:val="16"/>
+          <w:shd w:val="clear" w:fill="121314"/>
+          <w:lang w:val="en-US" w:eastAsia="zh-CN" w:bidi="ar"/>
+        </w:rPr>
+        <w:t xml:space="preserve"> </w:t>
+      </w:r>
+      <w:r>
+        <w:rPr>
+          <w:rFonts w:hint="default" w:ascii="Consolas" w:hAnsi="Consolas" w:eastAsia="Consolas" w:cs="Consolas"/>
+          <w:b w:val="0"/>
+          <w:bCs w:val="0"/>
+          <w:color w:val="4EC9B0"/>
+          <w:kern w:val="0"/>
+          <w:sz w:val="16"/>
+          <w:szCs w:val="16"/>
+          <w:shd w:val="clear" w:fill="121314"/>
+          <w:lang w:val="en-US" w:eastAsia="zh-CN" w:bidi="ar"/>
+        </w:rPr>
+        <w:t>sqlite3</w:t>
+      </w:r>
+      <w:r>
+        <w:rPr>
+          <w:rFonts w:hint="default" w:ascii="Consolas" w:hAnsi="Consolas" w:eastAsia="Consolas" w:cs="Consolas"/>
+          <w:b w:val="0"/>
+          <w:bCs w:val="0"/>
+          <w:color w:val="BBBEBF"/>
+          <w:kern w:val="0"/>
+          <w:sz w:val="16"/>
+          <w:szCs w:val="16"/>
+          <w:shd w:val="clear" w:fill="121314"/>
+          <w:lang w:val="en-US" w:eastAsia="zh-CN" w:bidi="ar"/>
+        </w:rPr>
+        <w:t>.</w:t>
+      </w:r>
+      <w:r>
+        <w:rPr>
+          <w:rFonts w:hint="default" w:ascii="Consolas" w:hAnsi="Consolas" w:eastAsia="Consolas" w:cs="Consolas"/>
+          <w:b w:val="0"/>
+          <w:bCs w:val="0"/>
+          <w:color w:val="D2A8FF"/>
+          <w:kern w:val="0"/>
+          <w:sz w:val="16"/>
+          <w:szCs w:val="16"/>
+          <w:shd w:val="clear" w:fill="121314"/>
+          <w:lang w:val="en-US" w:eastAsia="zh-CN" w:bidi="ar"/>
+        </w:rPr>
+        <w:t>connect</w:t>
+      </w:r>
+      <w:r>
+        <w:rPr>
+          <w:rFonts w:hint="default" w:ascii="Consolas" w:hAnsi="Consolas" w:eastAsia="Consolas" w:cs="Consolas"/>
+          <w:b w:val="0"/>
+          <w:bCs w:val="0"/>
+          <w:color w:val="BBBEBF"/>
+          <w:kern w:val="0"/>
+          <w:sz w:val="16"/>
+          <w:szCs w:val="16"/>
+          <w:shd w:val="clear" w:fill="121314"/>
+          <w:lang w:val="en-US" w:eastAsia="zh-CN" w:bidi="ar"/>
+        </w:rPr>
+        <w:t>(</w:t>
+      </w:r>
+      <w:r>
+        <w:rPr>
+          <w:rFonts w:hint="default" w:ascii="Consolas" w:hAnsi="Consolas" w:eastAsia="Consolas" w:cs="Consolas"/>
+          <w:b w:val="0"/>
+          <w:bCs w:val="0"/>
+          <w:color w:val="79C0FF"/>
+          <w:kern w:val="0"/>
+          <w:sz w:val="16"/>
+          <w:szCs w:val="16"/>
+          <w:shd w:val="clear" w:fill="121314"/>
+          <w:lang w:val="en-US" w:eastAsia="zh-CN" w:bidi="ar"/>
+        </w:rPr>
+        <w:t>DB_PATH</w:t>
+      </w:r>
+      <w:r>
+        <w:rPr>
+          <w:rFonts w:hint="default" w:ascii="Consolas" w:hAnsi="Consolas" w:eastAsia="Consolas" w:cs="Consolas"/>
+          <w:b w:val="0"/>
+          <w:bCs w:val="0"/>
+          <w:color w:val="BBBEBF"/>
+          <w:kern w:val="0"/>
+          <w:sz w:val="16"/>
+          <w:szCs w:val="16"/>
+          <w:shd w:val="clear" w:fill="121314"/>
+          <w:lang w:val="en-US" w:eastAsia="zh-CN" w:bidi="ar"/>
+        </w:rPr>
+        <w:t>)</w:t>
+      </w:r>
+    </w:p>
+    <w:p>
+      <w:pPr>
+        <w:keepNext w:val="0"/>
+        <w:keepLines w:val="0"/>
+        <w:widowControl/>
+        <w:suppressLineNumbers w:val="0"/>
+        <w:shd w:val="clear" w:fill="121314"/>
+        <w:spacing w:line="228" w:lineRule="atLeast"/>
+        <w:jc w:val="left"/>
+        <w:rPr>
+          <w:rFonts w:hint="default" w:ascii="Consolas" w:hAnsi="Consolas" w:eastAsia="Consolas" w:cs="Consolas"/>
+          <w:b w:val="0"/>
+          <w:bCs w:val="0"/>
+          <w:color w:val="BBBEBF"/>
+          <w:sz w:val="16"/>
+          <w:szCs w:val="16"/>
+        </w:rPr>
+      </w:pPr>
+      <w:r>
+        <w:rPr>
+          <w:rFonts w:hint="default" w:ascii="Consolas" w:hAnsi="Consolas" w:eastAsia="Consolas" w:cs="Consolas"/>
+          <w:b w:val="0"/>
+          <w:bCs w:val="0"/>
+          <w:color w:val="BBBEBF"/>
+          <w:kern w:val="0"/>
+          <w:sz w:val="16"/>
+          <w:szCs w:val="16"/>
+          <w:shd w:val="clear" w:fill="121314"/>
+          <w:lang w:val="en-US" w:eastAsia="zh-CN" w:bidi="ar"/>
+        </w:rPr>
+        <w:t xml:space="preserve">    </w:t>
+      </w:r>
+      <w:r>
+        <w:rPr>
+          <w:rFonts w:hint="default" w:ascii="Consolas" w:hAnsi="Consolas" w:eastAsia="Consolas" w:cs="Consolas"/>
+          <w:b w:val="0"/>
+          <w:bCs w:val="0"/>
+          <w:color w:val="C9D1D9"/>
+          <w:kern w:val="0"/>
+          <w:sz w:val="16"/>
+          <w:szCs w:val="16"/>
+          <w:shd w:val="clear" w:fill="121314"/>
+          <w:lang w:val="en-US" w:eastAsia="zh-CN" w:bidi="ar"/>
+        </w:rPr>
+        <w:t>cursor</w:t>
+      </w:r>
+      <w:r>
+        <w:rPr>
+          <w:rFonts w:hint="default" w:ascii="Consolas" w:hAnsi="Consolas" w:eastAsia="Consolas" w:cs="Consolas"/>
+          <w:b w:val="0"/>
+          <w:bCs w:val="0"/>
+          <w:color w:val="BBBEBF"/>
+          <w:kern w:val="0"/>
+          <w:sz w:val="16"/>
+          <w:szCs w:val="16"/>
+          <w:shd w:val="clear" w:fill="121314"/>
+          <w:lang w:val="en-US" w:eastAsia="zh-CN" w:bidi="ar"/>
+        </w:rPr>
+        <w:t xml:space="preserve"> </w:t>
+      </w:r>
+      <w:r>
+        <w:rPr>
+          <w:rFonts w:hint="default" w:ascii="Consolas" w:hAnsi="Consolas" w:eastAsia="Consolas" w:cs="Consolas"/>
+          <w:b w:val="0"/>
+          <w:bCs w:val="0"/>
+          <w:color w:val="D4D4D4"/>
+          <w:kern w:val="0"/>
+          <w:sz w:val="16"/>
+          <w:szCs w:val="16"/>
+          <w:shd w:val="clear" w:fill="121314"/>
+          <w:lang w:val="en-US" w:eastAsia="zh-CN" w:bidi="ar"/>
+        </w:rPr>
+        <w:t>=</w:t>
+      </w:r>
+      <w:r>
+        <w:rPr>
+          <w:rFonts w:hint="default" w:ascii="Consolas" w:hAnsi="Consolas" w:eastAsia="Consolas" w:cs="Consolas"/>
+          <w:b w:val="0"/>
+          <w:bCs w:val="0"/>
+          <w:color w:val="BBBEBF"/>
+          <w:kern w:val="0"/>
+          <w:sz w:val="16"/>
+          <w:szCs w:val="16"/>
+          <w:shd w:val="clear" w:fill="121314"/>
+          <w:lang w:val="en-US" w:eastAsia="zh-CN" w:bidi="ar"/>
+        </w:rPr>
+        <w:t xml:space="preserve"> </w:t>
+      </w:r>
+      <w:r>
+        <w:rPr>
+          <w:rFonts w:hint="default" w:ascii="Consolas" w:hAnsi="Consolas" w:eastAsia="Consolas" w:cs="Consolas"/>
+          <w:b w:val="0"/>
+          <w:bCs w:val="0"/>
+          <w:color w:val="C9D1D9"/>
+          <w:kern w:val="0"/>
+          <w:sz w:val="16"/>
+          <w:szCs w:val="16"/>
+          <w:shd w:val="clear" w:fill="121314"/>
+          <w:lang w:val="en-US" w:eastAsia="zh-CN" w:bidi="ar"/>
+        </w:rPr>
+        <w:t>conn</w:t>
+      </w:r>
+      <w:r>
+        <w:rPr>
+          <w:rFonts w:hint="default" w:ascii="Consolas" w:hAnsi="Consolas" w:eastAsia="Consolas" w:cs="Consolas"/>
+          <w:b w:val="0"/>
+          <w:bCs w:val="0"/>
+          <w:color w:val="BBBEBF"/>
+          <w:kern w:val="0"/>
+          <w:sz w:val="16"/>
+          <w:szCs w:val="16"/>
+          <w:shd w:val="clear" w:fill="121314"/>
+          <w:lang w:val="en-US" w:eastAsia="zh-CN" w:bidi="ar"/>
+        </w:rPr>
+        <w:t>.</w:t>
+      </w:r>
+      <w:r>
+        <w:rPr>
+          <w:rFonts w:hint="default" w:ascii="Consolas" w:hAnsi="Consolas" w:eastAsia="Consolas" w:cs="Consolas"/>
+          <w:b w:val="0"/>
+          <w:bCs w:val="0"/>
+          <w:color w:val="D2A8FF"/>
+          <w:kern w:val="0"/>
+          <w:sz w:val="16"/>
+          <w:szCs w:val="16"/>
+          <w:shd w:val="clear" w:fill="121314"/>
+          <w:lang w:val="en-US" w:eastAsia="zh-CN" w:bidi="ar"/>
+        </w:rPr>
+        <w:t>cursor</w:t>
+      </w:r>
+      <w:r>
+        <w:rPr>
+          <w:rFonts w:hint="default" w:ascii="Consolas" w:hAnsi="Consolas" w:eastAsia="Consolas" w:cs="Consolas"/>
+          <w:b w:val="0"/>
+          <w:bCs w:val="0"/>
+          <w:color w:val="BBBEBF"/>
+          <w:kern w:val="0"/>
+          <w:sz w:val="16"/>
+          <w:szCs w:val="16"/>
+          <w:shd w:val="clear" w:fill="121314"/>
+          <w:lang w:val="en-US" w:eastAsia="zh-CN" w:bidi="ar"/>
+        </w:rPr>
+        <w:t>()</w:t>
+      </w:r>
+    </w:p>
+    <w:p>
+      <w:pPr>
+        <w:keepNext w:val="0"/>
+        <w:keepLines w:val="0"/>
+        <w:widowControl/>
+        <w:suppressLineNumbers w:val="0"/>
+        <w:shd w:val="clear" w:fill="121314"/>
+        <w:spacing w:line="228" w:lineRule="atLeast"/>
+        <w:jc w:val="left"/>
+        <w:rPr>
+          <w:rFonts w:hint="default" w:ascii="Consolas" w:hAnsi="Consolas" w:eastAsia="Consolas" w:cs="Consolas"/>
+          <w:b w:val="0"/>
+          <w:bCs w:val="0"/>
+          <w:color w:val="BBBEBF"/>
+          <w:sz w:val="16"/>
+          <w:szCs w:val="16"/>
+        </w:rPr>
+      </w:pPr>
+      <w:r>
+        <w:rPr>
+          <w:rFonts w:hint="default" w:ascii="Consolas" w:hAnsi="Consolas" w:eastAsia="Consolas" w:cs="Consolas"/>
+          <w:b w:val="0"/>
+          <w:bCs w:val="0"/>
+          <w:color w:val="BBBEBF"/>
+          <w:kern w:val="0"/>
+          <w:sz w:val="16"/>
+          <w:szCs w:val="16"/>
+          <w:shd w:val="clear" w:fill="121314"/>
+          <w:lang w:val="en-US" w:eastAsia="zh-CN" w:bidi="ar"/>
+        </w:rPr>
+        <w:t xml:space="preserve">    </w:t>
+      </w:r>
+      <w:r>
+        <w:rPr>
+          <w:rFonts w:hint="default" w:ascii="Consolas" w:hAnsi="Consolas" w:eastAsia="Consolas" w:cs="Consolas"/>
+          <w:b w:val="0"/>
+          <w:bCs w:val="0"/>
+          <w:color w:val="C9D1D9"/>
+          <w:kern w:val="0"/>
+          <w:sz w:val="16"/>
+          <w:szCs w:val="16"/>
+          <w:shd w:val="clear" w:fill="121314"/>
+          <w:lang w:val="en-US" w:eastAsia="zh-CN" w:bidi="ar"/>
+        </w:rPr>
+        <w:t>cursor</w:t>
+      </w:r>
+      <w:r>
+        <w:rPr>
+          <w:rFonts w:hint="default" w:ascii="Consolas" w:hAnsi="Consolas" w:eastAsia="Consolas" w:cs="Consolas"/>
+          <w:b w:val="0"/>
+          <w:bCs w:val="0"/>
+          <w:color w:val="BBBEBF"/>
+          <w:kern w:val="0"/>
+          <w:sz w:val="16"/>
+          <w:szCs w:val="16"/>
+          <w:shd w:val="clear" w:fill="121314"/>
+          <w:lang w:val="en-US" w:eastAsia="zh-CN" w:bidi="ar"/>
+        </w:rPr>
+        <w:t>.</w:t>
+      </w:r>
+      <w:r>
+        <w:rPr>
+          <w:rFonts w:hint="default" w:ascii="Consolas" w:hAnsi="Consolas" w:eastAsia="Consolas" w:cs="Consolas"/>
+          <w:b w:val="0"/>
+          <w:bCs w:val="0"/>
+          <w:color w:val="D2A8FF"/>
+          <w:kern w:val="0"/>
+          <w:sz w:val="16"/>
+          <w:szCs w:val="16"/>
+          <w:shd w:val="clear" w:fill="121314"/>
+          <w:lang w:val="en-US" w:eastAsia="zh-CN" w:bidi="ar"/>
+        </w:rPr>
+        <w:t>execute</w:t>
+      </w:r>
+      <w:r>
+        <w:rPr>
+          <w:rFonts w:hint="default" w:ascii="Consolas" w:hAnsi="Consolas" w:eastAsia="Consolas" w:cs="Consolas"/>
+          <w:b w:val="0"/>
+          <w:bCs w:val="0"/>
+          <w:color w:val="BBBEBF"/>
+          <w:kern w:val="0"/>
+          <w:sz w:val="16"/>
+          <w:szCs w:val="16"/>
+          <w:shd w:val="clear" w:fill="121314"/>
+          <w:lang w:val="en-US" w:eastAsia="zh-CN" w:bidi="ar"/>
+        </w:rPr>
+        <w:t>(</w:t>
+      </w:r>
+      <w:r>
+        <w:rPr>
+          <w:rFonts w:hint="default" w:ascii="Consolas" w:hAnsi="Consolas" w:eastAsia="Consolas" w:cs="Consolas"/>
+          <w:b w:val="0"/>
+          <w:bCs w:val="0"/>
+          <w:color w:val="A5D6FF"/>
+          <w:kern w:val="0"/>
+          <w:sz w:val="16"/>
+          <w:szCs w:val="16"/>
+          <w:shd w:val="clear" w:fill="121314"/>
+          <w:lang w:val="en-US" w:eastAsia="zh-CN" w:bidi="ar"/>
+        </w:rPr>
+        <w:t>'''</w:t>
+      </w:r>
+    </w:p>
+    <w:p>
+      <w:pPr>
+        <w:keepNext w:val="0"/>
+        <w:keepLines w:val="0"/>
+        <w:widowControl/>
+        <w:suppressLineNumbers w:val="0"/>
+        <w:shd w:val="clear" w:fill="121314"/>
+        <w:spacing w:line="228" w:lineRule="atLeast"/>
+        <w:jc w:val="left"/>
+        <w:rPr>
+          <w:rFonts w:hint="default" w:ascii="Consolas" w:hAnsi="Consolas" w:eastAsia="Consolas" w:cs="Consolas"/>
+          <w:b w:val="0"/>
+          <w:bCs w:val="0"/>
+          <w:color w:val="BBBEBF"/>
+          <w:sz w:val="16"/>
+          <w:szCs w:val="16"/>
+        </w:rPr>
+      </w:pPr>
+      <w:r>
+        <w:rPr>
+          <w:rFonts w:hint="default" w:ascii="Consolas" w:hAnsi="Consolas" w:eastAsia="Consolas" w:cs="Consolas"/>
+          <w:b w:val="0"/>
+          <w:bCs w:val="0"/>
+          <w:color w:val="A5D6FF"/>
+          <w:kern w:val="0"/>
+          <w:sz w:val="16"/>
+          <w:szCs w:val="16"/>
+          <w:shd w:val="clear" w:fill="121314"/>
+          <w:lang w:val="en-US" w:eastAsia="zh-CN" w:bidi="ar"/>
+        </w:rPr>
+        <w:t>        CREATE TABLE IF NOT EXISTS tasks (</w:t>
+      </w:r>
+    </w:p>
+    <w:p>
+      <w:pPr>
+        <w:keepNext w:val="0"/>
+        <w:keepLines w:val="0"/>
+        <w:widowControl/>
+        <w:suppressLineNumbers w:val="0"/>
+        <w:shd w:val="clear" w:fill="121314"/>
+        <w:spacing w:line="228" w:lineRule="atLeast"/>
+        <w:jc w:val="left"/>
+        <w:rPr>
+          <w:rFonts w:hint="default" w:ascii="Consolas" w:hAnsi="Consolas" w:eastAsia="Consolas" w:cs="Consolas"/>
+          <w:b w:val="0"/>
+          <w:bCs w:val="0"/>
+          <w:color w:val="BBBEBF"/>
+          <w:sz w:val="16"/>
+          <w:szCs w:val="16"/>
+        </w:rPr>
+      </w:pPr>
+      <w:r>
+        <w:rPr>
+          <w:rFonts w:hint="default" w:ascii="Consolas" w:hAnsi="Consolas" w:eastAsia="Consolas" w:cs="Consolas"/>
+          <w:b w:val="0"/>
+          <w:bCs w:val="0"/>
+          <w:color w:val="A5D6FF"/>
+          <w:kern w:val="0"/>
+          <w:sz w:val="16"/>
+          <w:szCs w:val="16"/>
+          <w:shd w:val="clear" w:fill="121314"/>
+          <w:lang w:val="en-US" w:eastAsia="zh-CN" w:bidi="ar"/>
+        </w:rPr>
+        <w:t>            id INTEGER PRIMARY KEY AUTOINCREMENT,</w:t>
+      </w:r>
+    </w:p>
+    <w:p>
+      <w:pPr>
+        <w:keepNext w:val="0"/>
+        <w:keepLines w:val="0"/>
+        <w:widowControl/>
+        <w:suppressLineNumbers w:val="0"/>
+        <w:shd w:val="clear" w:fill="121314"/>
+        <w:spacing w:line="228" w:lineRule="atLeast"/>
+        <w:jc w:val="left"/>
+        <w:rPr>
+          <w:rFonts w:hint="default" w:ascii="Consolas" w:hAnsi="Consolas" w:eastAsia="Consolas" w:cs="Consolas"/>
+          <w:b w:val="0"/>
+          <w:bCs w:val="0"/>
+          <w:color w:val="BBBEBF"/>
+          <w:sz w:val="16"/>
+          <w:szCs w:val="16"/>
+        </w:rPr>
+      </w:pPr>
+      <w:r>
+        <w:rPr>
+          <w:rFonts w:hint="default" w:ascii="Consolas" w:hAnsi="Consolas" w:eastAsia="Consolas" w:cs="Consolas"/>
+          <w:b w:val="0"/>
+          <w:bCs w:val="0"/>
+          <w:color w:val="A5D6FF"/>
+          <w:kern w:val="0"/>
+          <w:sz w:val="16"/>
+          <w:szCs w:val="16"/>
+          <w:shd w:val="clear" w:fill="121314"/>
+          <w:lang w:val="en-US" w:eastAsia="zh-CN" w:bidi="ar"/>
+        </w:rPr>
+        <w:t>            title TEXT NOT NULL,</w:t>
+      </w:r>
+    </w:p>
+    <w:p>
+      <w:pPr>
+        <w:keepNext w:val="0"/>
+        <w:keepLines w:val="0"/>
+        <w:widowControl/>
+        <w:suppressLineNumbers w:val="0"/>
+        <w:shd w:val="clear" w:fill="121314"/>
+        <w:spacing w:line="228" w:lineRule="atLeast"/>
+        <w:jc w:val="left"/>
+        <w:rPr>
+          <w:rFonts w:hint="default" w:ascii="Consolas" w:hAnsi="Consolas" w:eastAsia="Consolas" w:cs="Consolas"/>
+          <w:b w:val="0"/>
+          <w:bCs w:val="0"/>
+          <w:color w:val="BBBEBF"/>
+          <w:sz w:val="16"/>
+          <w:szCs w:val="16"/>
+        </w:rPr>
+      </w:pPr>
+      <w:r>
+        <w:rPr>
+          <w:rFonts w:hint="default" w:ascii="Consolas" w:hAnsi="Consolas" w:eastAsia="Consolas" w:cs="Consolas"/>
+          <w:b w:val="0"/>
+          <w:bCs w:val="0"/>
+          <w:color w:val="A5D6FF"/>
+          <w:kern w:val="0"/>
+          <w:sz w:val="16"/>
+          <w:szCs w:val="16"/>
+          <w:shd w:val="clear" w:fill="121314"/>
+          <w:lang w:val="en-US" w:eastAsia="zh-CN" w:bidi="ar"/>
+        </w:rPr>
+        <w:t>            description TEXT NOT NULL,</w:t>
+      </w:r>
+    </w:p>
+    <w:p>
+      <w:pPr>
+        <w:keepNext w:val="0"/>
+        <w:keepLines w:val="0"/>
+        <w:widowControl/>
+        <w:suppressLineNumbers w:val="0"/>
+        <w:shd w:val="clear" w:fill="121314"/>
+        <w:spacing w:line="228" w:lineRule="atLeast"/>
+        <w:jc w:val="left"/>
+        <w:rPr>
+          <w:rFonts w:hint="default" w:ascii="Consolas" w:hAnsi="Consolas" w:eastAsia="Consolas" w:cs="Consolas"/>
+          <w:b w:val="0"/>
+          <w:bCs w:val="0"/>
+          <w:color w:val="BBBEBF"/>
+          <w:sz w:val="16"/>
+          <w:szCs w:val="16"/>
+        </w:rPr>
+      </w:pPr>
+      <w:r>
+        <w:rPr>
+          <w:rFonts w:hint="default" w:ascii="Consolas" w:hAnsi="Consolas" w:eastAsia="Consolas" w:cs="Consolas"/>
+          <w:b w:val="0"/>
+          <w:bCs w:val="0"/>
+          <w:color w:val="A5D6FF"/>
+          <w:kern w:val="0"/>
+          <w:sz w:val="16"/>
+          <w:szCs w:val="16"/>
+          <w:shd w:val="clear" w:fill="121314"/>
+          <w:lang w:val="en-US" w:eastAsia="zh-CN" w:bidi="ar"/>
+        </w:rPr>
+        <w:t>            status TEXT DEFAULT 'Не выполнено',</w:t>
+      </w:r>
+    </w:p>
+    <w:p>
+      <w:pPr>
+        <w:keepNext w:val="0"/>
+        <w:keepLines w:val="0"/>
+        <w:widowControl/>
+        <w:suppressLineNumbers w:val="0"/>
+        <w:shd w:val="clear" w:fill="121314"/>
+        <w:spacing w:line="228" w:lineRule="atLeast"/>
+        <w:jc w:val="left"/>
+        <w:rPr>
+          <w:rFonts w:hint="default" w:ascii="Consolas" w:hAnsi="Consolas" w:eastAsia="Consolas" w:cs="Consolas"/>
+          <w:b w:val="0"/>
+          <w:bCs w:val="0"/>
+          <w:color w:val="BBBEBF"/>
+          <w:sz w:val="16"/>
+          <w:szCs w:val="16"/>
+        </w:rPr>
+      </w:pPr>
+      <w:r>
+        <w:rPr>
+          <w:rFonts w:hint="default" w:ascii="Consolas" w:hAnsi="Consolas" w:eastAsia="Consolas" w:cs="Consolas"/>
+          <w:b w:val="0"/>
+          <w:bCs w:val="0"/>
+          <w:color w:val="A5D6FF"/>
+          <w:kern w:val="0"/>
+          <w:sz w:val="16"/>
+          <w:szCs w:val="16"/>
+          <w:shd w:val="clear" w:fill="121314"/>
+          <w:lang w:val="en-US" w:eastAsia="zh-CN" w:bidi="ar"/>
+        </w:rPr>
+        <w:t>            assignee TEXT,</w:t>
+      </w:r>
+    </w:p>
+    <w:p>
+      <w:pPr>
+        <w:keepNext w:val="0"/>
+        <w:keepLines w:val="0"/>
+        <w:widowControl/>
+        <w:suppressLineNumbers w:val="0"/>
+        <w:shd w:val="clear" w:fill="121314"/>
+        <w:spacing w:line="228" w:lineRule="atLeast"/>
+        <w:jc w:val="left"/>
+        <w:rPr>
+          <w:rFonts w:hint="default" w:ascii="Consolas" w:hAnsi="Consolas" w:eastAsia="Consolas" w:cs="Consolas"/>
+          <w:b w:val="0"/>
+          <w:bCs w:val="0"/>
+          <w:color w:val="BBBEBF"/>
+          <w:sz w:val="16"/>
+          <w:szCs w:val="16"/>
+        </w:rPr>
+      </w:pPr>
+      <w:r>
+        <w:rPr>
+          <w:rFonts w:hint="default" w:ascii="Consolas" w:hAnsi="Consolas" w:eastAsia="Consolas" w:cs="Consolas"/>
+          <w:b w:val="0"/>
+          <w:bCs w:val="0"/>
+          <w:color w:val="A5D6FF"/>
+          <w:kern w:val="0"/>
+          <w:sz w:val="16"/>
+          <w:szCs w:val="16"/>
+          <w:shd w:val="clear" w:fill="121314"/>
+          <w:lang w:val="en-US" w:eastAsia="zh-CN" w:bidi="ar"/>
+        </w:rPr>
+        <w:t>            result_file TEXT,</w:t>
+      </w:r>
+    </w:p>
+    <w:p>
+      <w:pPr>
+        <w:keepNext w:val="0"/>
+        <w:keepLines w:val="0"/>
+        <w:widowControl/>
+        <w:suppressLineNumbers w:val="0"/>
+        <w:shd w:val="clear" w:fill="121314"/>
+        <w:spacing w:line="228" w:lineRule="atLeast"/>
+        <w:jc w:val="left"/>
+        <w:rPr>
+          <w:rFonts w:hint="default" w:ascii="Consolas" w:hAnsi="Consolas" w:eastAsia="Consolas" w:cs="Consolas"/>
+          <w:b w:val="0"/>
+          <w:bCs w:val="0"/>
+          <w:color w:val="BBBEBF"/>
+          <w:sz w:val="16"/>
+          <w:szCs w:val="16"/>
+        </w:rPr>
+      </w:pPr>
+      <w:r>
+        <w:rPr>
+          <w:rFonts w:hint="default" w:ascii="Consolas" w:hAnsi="Consolas" w:eastAsia="Consolas" w:cs="Consolas"/>
+          <w:b w:val="0"/>
+          <w:bCs w:val="0"/>
+          <w:color w:val="A5D6FF"/>
+          <w:kern w:val="0"/>
+          <w:sz w:val="16"/>
+          <w:szCs w:val="16"/>
+          <w:shd w:val="clear" w:fill="121314"/>
+          <w:lang w:val="en-US" w:eastAsia="zh-CN" w:bidi="ar"/>
+        </w:rPr>
+        <w:t>            created_at TIMESTAMP DEFAULT CURRENT_TIMESTAMP</w:t>
+      </w:r>
+    </w:p>
+    <w:p>
+      <w:pPr>
+        <w:keepNext w:val="0"/>
+        <w:keepLines w:val="0"/>
+        <w:widowControl/>
+        <w:suppressLineNumbers w:val="0"/>
+        <w:shd w:val="clear" w:fill="121314"/>
+        <w:spacing w:line="228" w:lineRule="atLeast"/>
+        <w:jc w:val="left"/>
+        <w:rPr>
+          <w:rFonts w:hint="default" w:ascii="Consolas" w:hAnsi="Consolas" w:eastAsia="Consolas" w:cs="Consolas"/>
+          <w:b w:val="0"/>
+          <w:bCs w:val="0"/>
+          <w:color w:val="BBBEBF"/>
+          <w:sz w:val="16"/>
+          <w:szCs w:val="16"/>
+        </w:rPr>
+      </w:pPr>
+      <w:r>
+        <w:rPr>
+          <w:rFonts w:hint="default" w:ascii="Consolas" w:hAnsi="Consolas" w:eastAsia="Consolas" w:cs="Consolas"/>
+          <w:b w:val="0"/>
+          <w:bCs w:val="0"/>
+          <w:color w:val="A5D6FF"/>
+          <w:kern w:val="0"/>
+          <w:sz w:val="16"/>
+          <w:szCs w:val="16"/>
+          <w:shd w:val="clear" w:fill="121314"/>
+          <w:lang w:val="en-US" w:eastAsia="zh-CN" w:bidi="ar"/>
+        </w:rPr>
+        <w:t>        )</w:t>
+      </w:r>
+    </w:p>
+    <w:p>
+      <w:pPr>
+        <w:keepNext w:val="0"/>
+        <w:keepLines w:val="0"/>
+        <w:widowControl/>
+        <w:suppressLineNumbers w:val="0"/>
+        <w:shd w:val="clear" w:fill="121314"/>
+        <w:spacing w:line="228" w:lineRule="atLeast"/>
+        <w:jc w:val="left"/>
+        <w:rPr>
+          <w:rFonts w:hint="default" w:ascii="Consolas" w:hAnsi="Consolas" w:eastAsia="Consolas" w:cs="Consolas"/>
+          <w:b w:val="0"/>
+          <w:bCs w:val="0"/>
+          <w:color w:val="BBBEBF"/>
+          <w:sz w:val="16"/>
+          <w:szCs w:val="16"/>
+        </w:rPr>
+      </w:pPr>
+      <w:r>
+        <w:rPr>
+          <w:rFonts w:hint="default" w:ascii="Consolas" w:hAnsi="Consolas" w:eastAsia="Consolas" w:cs="Consolas"/>
+          <w:b w:val="0"/>
+          <w:bCs w:val="0"/>
+          <w:color w:val="A5D6FF"/>
+          <w:kern w:val="0"/>
+          <w:sz w:val="16"/>
+          <w:szCs w:val="16"/>
+          <w:shd w:val="clear" w:fill="121314"/>
+          <w:lang w:val="en-US" w:eastAsia="zh-CN" w:bidi="ar"/>
+        </w:rPr>
+        <w:t>    '''</w:t>
+      </w:r>
+      <w:r>
+        <w:rPr>
+          <w:rFonts w:hint="default" w:ascii="Consolas" w:hAnsi="Consolas" w:eastAsia="Consolas" w:cs="Consolas"/>
+          <w:b w:val="0"/>
+          <w:bCs w:val="0"/>
+          <w:color w:val="BBBEBF"/>
+          <w:kern w:val="0"/>
+          <w:sz w:val="16"/>
+          <w:szCs w:val="16"/>
+          <w:shd w:val="clear" w:fill="121314"/>
+          <w:lang w:val="en-US" w:eastAsia="zh-CN" w:bidi="ar"/>
+        </w:rPr>
+        <w:t>)</w:t>
+      </w:r>
+    </w:p>
+    <w:p>
+      <w:pPr>
+        <w:rPr>
+          <w:rFonts w:hint="default"/>
+          <w:sz w:val="24"/>
+          <w:szCs w:val="24"/>
+          <w:lang w:val="en-US"/>
         </w:rPr>
       </w:pPr>
     </w:p>
@@ -423,7 +1203,7 @@
   <w:docDefaults>
     <w:rPrDefault>
       <w:rPr>
-        <w:rFonts w:asciiTheme="minorHAnsi" w:hAnsiTheme="minorHAnsi" w:eastAsiaTheme="minorEastAsia" w:cstheme="minorBidi"/>
+        <w:rFonts w:ascii="Times New Roman" w:hAnsi="Times New Roman" w:eastAsia="SimSun" w:cs="Times New Roman"/>
       </w:rPr>
     </w:rPrDefault>
     <w:pPrDefault/>
